--- a/Arquitectura de Sistemas Computacionales/Clases/Clase 2 - Modelos de servicio IaaS PaaS SaaS/Taller Clase 2 — ADR modelo de servicio CloudLite.docx
+++ b/Arquitectura de Sistemas Computacionales/Clases/Clase 2 - Modelos de servicio IaaS PaaS SaaS/Taller Clase 2 — ADR modelo de servicio CloudLite.docx
@@ -269,7 +269,7 @@
           <w:color w:val="2B2B2B"/>
           <w:sz w:val="22"/>
         </w:rPr>
-        <w:t>Google Docs · draw.io (opcional)</w:t>
+        <w:t>Navegador · editor de texto del curso</w:t>
       </w:r>
     </w:p>
     <w:p>
@@ -390,7 +390,7 @@
           <w:color w:val="2B2B2B"/>
           <w:sz w:val="20"/>
         </w:rPr>
-        <w:t>Esta es exactamente la estructura que se califica. Copia el bloque tal cual en tu documento, llénalo, y pega cada parte en la pregunta de ExamLab que corresponda. Los nombres no se cambian.</w:t>
+        <w:t>Esta es exactamente la estructura que se califica. Copia el bloque tal cual en tu documento, llénalo, y pega cada parte en la pregunta de la plataforma del curso que corresponda. Los nombres no se cambian.</w:t>
       </w:r>
     </w:p>
     <w:p>
@@ -1493,7 +1493,7 @@
           <w:color w:val="2B2B2B"/>
           <w:sz w:val="22"/>
         </w:rPr>
-        <w:t>Entrega en ExamLab (https://uniaj.examlab.workers.dev/ · módulo Talleres). Las preguntas de hoy son parte de UNA sola actividad, compartida con las Clases 1, 3 y 4: se guarda el avance de hoy y la actividad se entrega completa el domingo 23:59 de la semana de la Clase 4. No hay entrega este domingo. Modalidad de trabajo: individual por defecto; el docente puede autorizar equipos de 2 o 3 y en ese caso el artefacto puede ser compartido, pero el envío en ExamLab es siempre individual (responde con tus propias palabras).</w:t>
+        <w:t>Entrega en la plataforma del curso (la plataforma del curso · módulo Talleres). Las preguntas de hoy son parte de UNA sola actividad, compartida con las Clases 1, 3 y 4: se guarda el avance de hoy y la actividad se entrega completa el domingo 23:59 de la semana de la Clase 4. No hay entrega este domingo. Modalidad de trabajo: individual por defecto; el docente puede autorizar equipos de 2 o 3 y en ese caso el artefacto puede ser compartido, pero el envío en la plataforma del curso es siempre individual (responde con tus propias palabras).</w:t>
       </w:r>
     </w:p>
     <w:p>
@@ -1508,7 +1508,7 @@
           <w:color w:val="095292"/>
           <w:sz w:val="24"/>
         </w:rPr>
-        <w:t>11. Qué vas a resolver en ExamLab</w:t>
+        <w:t>11. Qué vas a resolver en la plataforma del curso</w:t>
       </w:r>
     </w:p>
     <w:p>
@@ -1538,7 +1538,7 @@
           <w:color w:val="2B2B2B"/>
           <w:sz w:val="22"/>
         </w:rPr>
-        <w:t>El taller se resuelve y se entrega en ExamLab (https://uniaj.examlab.workers.dev/), en el modulo Talleres. Son 3 preguntas y suman 25 puntos. Lo que sigue es lo que vas a encontrar en cada una, para que sepas de antemano en que forma se responde:</w:t>
+        <w:t>El taller se resuelve y se entrega en la plataforma del curso, en el modulo Talleres. Son 3 preguntas y suman 25 puntos. Lo que sigue es lo que vas a encontrar en cada una, para que sepas de antemano en que forma se responde:</w:t>
       </w:r>
     </w:p>
     <w:p>
@@ -1658,7 +1658,7 @@
           <w:color w:val="2B2B2B"/>
           <w:sz w:val="22"/>
         </w:rPr>
-        <w:t>Cada pregunta trae su propio enunciado completo dentro de la plataforma: puedes resolver el taller leyendo solo ExamLab. Este documento sirve para prepararte y conservar tus respuestas. La actividad es individual; si el docente autoriza trabajo en equipo, la entrega en ExamLab sigue siendo individual.</w:t>
+        <w:t>Cada pregunta trae su propio enunciado completo dentro de la plataforma: puedes resolver el taller leyendo solo la plataforma del curso. Este documento sirve para prepararte y conservar tus respuestas. La actividad es individual; si el docente autoriza trabajo en equipo, la entrega en la plataforma del curso sigue siendo individual.</w:t>
       </w:r>
     </w:p>
     <w:sectPr>
